--- a/testakten/insolvenz-asset-deal-chaincortex-ai-berlin/07_kundendaten-dsgvo-analyse.docx
+++ b/testakten/insolvenz-asset-deal-chaincortex-ai-berlin/07_kundendaten-dsgvo-analyse.docx
@@ -5,16 +5,20 @@
     <w:p>
       <w:pPr>
         <w:pStyle w:val="Heading1"/>
+        <w:spacing w:after="160" w:line="259" w:lineRule="auto"/>
       </w:pPr>
       <w:r>
         <w:rPr>
           <w:rFonts w:ascii="Times New Roman" w:hAnsi="Times New Roman"/>
+          <w:b/>
+          <w:sz w:val="28"/>
         </w:rPr>
         <w:t>07 — Kundendaten — DSGVO-Risikoanalyse (B2B vs. B2C)</w:t>
       </w:r>
     </w:p>
     <w:p>
       <w:pPr>
+        <w:spacing w:line="259" w:lineRule="auto" w:after="60"/>
         <w:ind w:left="567"/>
       </w:pPr>
       <w:r>
@@ -27,16 +31,20 @@
     <w:p>
       <w:pPr>
         <w:pStyle w:val="Heading2"/>
+        <w:spacing w:before="120" w:after="60" w:line="259" w:lineRule="auto"/>
       </w:pPr>
       <w:r>
         <w:rPr>
           <w:rFonts w:ascii="Times New Roman" w:hAnsi="Times New Roman"/>
+          <w:b/>
+          <w:sz w:val="22"/>
         </w:rPr>
         <w:t>1. Sachverhalt der Kundendaten</w:t>
       </w:r>
     </w:p>
     <w:p>
       <w:pPr>
+        <w:spacing w:line="259" w:lineRule="auto" w:after="60"/>
         <w:jc w:val="left"/>
       </w:pPr>
       <w:r>
@@ -46,6 +54,7 @@
     <w:p>
       <w:pPr>
         <w:pStyle w:val="ListBullet"/>
+        <w:spacing w:line="259" w:lineRule="auto" w:after="60"/>
       </w:pPr>
       <w:r>
         <w:rPr>
@@ -66,6 +75,7 @@
     <w:p>
       <w:pPr>
         <w:pStyle w:val="ListBullet"/>
+        <w:spacing w:line="259" w:lineRule="auto" w:after="60"/>
       </w:pPr>
       <w:r>
         <w:rPr>
@@ -86,10 +96,13 @@
     <w:p>
       <w:pPr>
         <w:pStyle w:val="Heading2"/>
+        <w:spacing w:before="120" w:after="60" w:line="259" w:lineRule="auto"/>
       </w:pPr>
       <w:r>
         <w:rPr>
           <w:rFonts w:ascii="Times New Roman" w:hAnsi="Times New Roman"/>
+          <w:b/>
+          <w:sz w:val="22"/>
         </w:rPr>
         <w:t>2. Maßgebliche Rechtsgrundlagen</w:t>
       </w:r>
@@ -530,10 +543,13 @@
     <w:p>
       <w:pPr>
         <w:pStyle w:val="Heading2"/>
+        <w:spacing w:before="120" w:after="60" w:line="259" w:lineRule="auto"/>
       </w:pPr>
       <w:r>
         <w:rPr>
           <w:rFonts w:ascii="Times New Roman" w:hAnsi="Times New Roman"/>
+          <w:b/>
+          <w:sz w:val="22"/>
         </w:rPr>
         <w:t>3. Maßgebliche Rechtsprechung</w:t>
       </w:r>
@@ -887,6 +903,7 @@
     <w:p>
       <w:pPr>
         <w:pStyle w:val="Heading2"/>
+        <w:spacing w:line="259" w:lineRule="auto" w:after="60"/>
       </w:pPr>
       <w:r>
         <w:rPr>
@@ -897,6 +914,7 @@
     </w:p>
     <w:p>
       <w:pPr>
+        <w:spacing w:line="259" w:lineRule="auto" w:after="60"/>
         <w:jc w:val="left"/>
       </w:pPr>
       <w:r>
@@ -924,6 +942,7 @@
     <w:p>
       <w:pPr>
         <w:pStyle w:val="ListBullet"/>
+        <w:spacing w:line="259" w:lineRule="auto" w:after="60"/>
       </w:pPr>
       <w:r>
         <w:t>Rechtsgrundlage: Art. 6 I lit. f DSGVO + § 28 BDSG entfällt seit 2018, jetzt vollständig DSGVO.</w:t>
@@ -932,6 +951,7 @@
     <w:p>
       <w:pPr>
         <w:pStyle w:val="ListBullet"/>
+        <w:spacing w:line="259" w:lineRule="auto" w:after="60"/>
       </w:pPr>
       <w:r>
         <w:t xml:space="preserve">Interessenabwägung: Übermittlung dient der </w:t>
@@ -949,6 +969,7 @@
     <w:p>
       <w:pPr>
         <w:pStyle w:val="ListBullet"/>
+        <w:spacing w:line="259" w:lineRule="auto" w:after="60"/>
       </w:pPr>
       <w:r>
         <w:t xml:space="preserve">Information nach Art. 14 DSGVO: trotzdem zwingend (E-Mail-Vorlage in </w:t>
@@ -963,6 +984,7 @@
     <w:p>
       <w:pPr>
         <w:pStyle w:val="ListBullet"/>
+        <w:spacing w:line="259" w:lineRule="auto" w:after="60"/>
       </w:pPr>
       <w:r>
         <w:t>Widerspruchsmöglichkeit: ja, aber wird typischerweise nicht ausgeübt.</w:t>
@@ -970,6 +992,7 @@
     </w:p>
     <w:p>
       <w:pPr>
+        <w:spacing w:line="259" w:lineRule="auto" w:after="60"/>
         <w:jc w:val="left"/>
       </w:pPr>
       <w:r>
@@ -985,6 +1008,7 @@
     <w:p>
       <w:pPr>
         <w:pStyle w:val="Heading2"/>
+        <w:spacing w:line="259" w:lineRule="auto" w:after="60"/>
       </w:pPr>
       <w:r>
         <w:rPr>
@@ -995,6 +1019,7 @@
     </w:p>
     <w:p>
       <w:pPr>
+        <w:spacing w:line="259" w:lineRule="auto" w:after="60"/>
         <w:jc w:val="left"/>
       </w:pPr>
       <w:r>
@@ -1004,6 +1029,7 @@
     <w:p>
       <w:pPr>
         <w:pStyle w:val="Heading3"/>
+        <w:spacing w:line="259" w:lineRule="auto" w:after="60"/>
       </w:pPr>
       <w:r>
         <w:rPr>
@@ -1014,6 +1040,7 @@
     </w:p>
     <w:p>
       <w:pPr>
+        <w:spacing w:line="259" w:lineRule="auto" w:after="60"/>
         <w:jc w:val="left"/>
       </w:pPr>
       <w:r>
@@ -1026,6 +1053,7 @@
     <w:p>
       <w:pPr>
         <w:pStyle w:val="ListBullet"/>
+        <w:spacing w:line="259" w:lineRule="auto" w:after="60"/>
       </w:pPr>
       <w:r>
         <w:t>Voracis-Interesse: Geschäftsfortführung, Wert der erworbenen Kundenbasis. EuGH C-732/22: wirtschaftliches Interesse anerkannt.</w:t>
@@ -1034,6 +1062,7 @@
     <w:p>
       <w:pPr>
         <w:pStyle w:val="ListBullet"/>
+        <w:spacing w:line="259" w:lineRule="auto" w:after="60"/>
       </w:pPr>
       <w:r>
         <w:t>Betroffenen-Interesse: Schutz vor unkontrollierter Datenübermittlung. Hier in mitigierter Form: a) gleicher Vertragsgegenstand, b) gleiche Datennutzung, c) Voracis ist DSGVO-konform organisiert (Datenschutzbeauftragter, DPIA vom 10.06.2026, Stellungnahme 2-seitig).</w:t>
@@ -1042,6 +1071,7 @@
     <w:p>
       <w:pPr>
         <w:pStyle w:val="ListBullet"/>
+        <w:spacing w:line="259" w:lineRule="auto" w:after="60"/>
       </w:pPr>
       <w:r>
         <w:rPr>
@@ -1056,6 +1086,7 @@
     <w:p>
       <w:pPr>
         <w:pStyle w:val="ListBullet"/>
+        <w:spacing w:line="259" w:lineRule="auto" w:after="60"/>
       </w:pPr>
       <w:r>
         <w:rPr>
@@ -1070,6 +1101,7 @@
     <w:p>
       <w:pPr>
         <w:pStyle w:val="Heading3"/>
+        <w:spacing w:line="259" w:lineRule="auto" w:after="60"/>
       </w:pPr>
       <w:r>
         <w:rPr>
@@ -1080,6 +1112,7 @@
     </w:p>
     <w:p>
       <w:pPr>
+        <w:spacing w:line="259" w:lineRule="auto" w:after="60"/>
         <w:jc w:val="left"/>
       </w:pPr>
       <w:r>
@@ -1098,6 +1131,7 @@
     <w:p>
       <w:pPr>
         <w:pStyle w:val="ListNumber"/>
+        <w:spacing w:line="259" w:lineRule="auto" w:after="60"/>
       </w:pPr>
       <w:r>
         <w:t>Identität des neuen Verantwortlichen (Voracis Ventures GmbH, Anschrift, DSB-Kontakt).</w:t>
@@ -1106,6 +1140,7 @@
     <w:p>
       <w:pPr>
         <w:pStyle w:val="ListNumber"/>
+        <w:spacing w:line="259" w:lineRule="auto" w:after="60"/>
       </w:pPr>
       <w:r>
         <w:t>Kategorien betroffener Daten.</w:t>
@@ -1114,6 +1149,7 @@
     <w:p>
       <w:pPr>
         <w:pStyle w:val="ListNumber"/>
+        <w:spacing w:line="259" w:lineRule="auto" w:after="60"/>
       </w:pPr>
       <w:r>
         <w:t>Rechtsgrundlage Art. 6 I lit. f DSGVO sowie Hinweis auf Interessenabwägung.</w:t>
@@ -1122,6 +1158,7 @@
     <w:p>
       <w:pPr>
         <w:pStyle w:val="ListNumber"/>
+        <w:spacing w:line="259" w:lineRule="auto" w:after="60"/>
       </w:pPr>
       <w:r>
         <w:t>Empfänger (keine Drittübermittlungen außerhalb des Datenraums).</w:t>
@@ -1130,6 +1167,7 @@
     <w:p>
       <w:pPr>
         <w:pStyle w:val="ListNumber"/>
+        <w:spacing w:line="259" w:lineRule="auto" w:after="60"/>
       </w:pPr>
       <w:r>
         <w:t>Speicherdauer.</w:t>
@@ -1138,6 +1176,7 @@
     <w:p>
       <w:pPr>
         <w:pStyle w:val="ListNumber"/>
+        <w:spacing w:line="259" w:lineRule="auto" w:after="60"/>
       </w:pPr>
       <w:r>
         <w:t xml:space="preserve">Rechte: Auskunft (Art. 15), Berichtigung (Art. 16), Löschung (Art. 17), Einschränkung (Art. 18), Datenübertragbarkeit (Art. 20), </w:t>
@@ -1155,6 +1194,7 @@
     <w:p>
       <w:pPr>
         <w:pStyle w:val="ListNumber"/>
+        <w:spacing w:line="259" w:lineRule="auto" w:after="60"/>
       </w:pPr>
       <w:r>
         <w:t>Quelle der Daten (Schuldnerin ChainCortex AI GmbH i. Ins.).</w:t>
@@ -1163,6 +1203,7 @@
     <w:p>
       <w:pPr>
         <w:pStyle w:val="ListNumber"/>
+        <w:spacing w:line="259" w:lineRule="auto" w:after="60"/>
       </w:pPr>
       <w:r>
         <w:rPr>
@@ -1176,6 +1217,7 @@
     </w:p>
     <w:p>
       <w:pPr>
+        <w:spacing w:line="259" w:lineRule="auto" w:after="60"/>
         <w:jc w:val="left"/>
       </w:pPr>
       <w:r>
@@ -1191,6 +1233,7 @@
     <w:p>
       <w:pPr>
         <w:pStyle w:val="Heading3"/>
+        <w:spacing w:line="259" w:lineRule="auto" w:after="60"/>
       </w:pPr>
       <w:r>
         <w:rPr>
@@ -1201,6 +1244,7 @@
     </w:p>
     <w:p>
       <w:pPr>
+        <w:spacing w:line="259" w:lineRule="auto" w:after="60"/>
         <w:jc w:val="left"/>
       </w:pPr>
       <w:r>
@@ -1219,6 +1263,7 @@
     <w:p>
       <w:pPr>
         <w:pStyle w:val="Heading2"/>
+        <w:spacing w:line="259" w:lineRule="auto" w:after="60"/>
       </w:pPr>
       <w:r>
         <w:rPr>
@@ -1229,6 +1274,7 @@
     </w:p>
     <w:p>
       <w:pPr>
+        <w:spacing w:line="259" w:lineRule="auto" w:after="60"/>
         <w:jc w:val="left"/>
       </w:pPr>
       <w:r>
@@ -1244,6 +1290,7 @@
     <w:p>
       <w:pPr>
         <w:pStyle w:val="Heading2"/>
+        <w:spacing w:line="259" w:lineRule="auto" w:after="60"/>
       </w:pPr>
       <w:r>
         <w:rPr>
@@ -1534,6 +1581,7 @@
     <w:p>
       <w:pPr>
         <w:pStyle w:val="Heading2"/>
+        <w:spacing w:line="259" w:lineRule="auto" w:after="60"/>
       </w:pPr>
       <w:r>
         <w:rPr>
@@ -1545,6 +1593,7 @@
     <w:p>
       <w:pPr>
         <w:pStyle w:val="ListNumber"/>
+        <w:spacing w:line="259" w:lineRule="auto" w:after="60"/>
       </w:pPr>
       <w:r>
         <w:rPr>
@@ -1565,6 +1614,7 @@
     <w:p>
       <w:pPr>
         <w:pStyle w:val="ListNumber"/>
+        <w:spacing w:line="259" w:lineRule="auto" w:after="60"/>
       </w:pPr>
       <w:r>
         <w:rPr>
@@ -1579,6 +1629,7 @@
     <w:p>
       <w:pPr>
         <w:pStyle w:val="ListNumber"/>
+        <w:spacing w:line="259" w:lineRule="auto" w:after="60"/>
       </w:pPr>
       <w:r>
         <w:rPr>
@@ -1591,13 +1642,58 @@
       </w:r>
     </w:p>
     <w:sectPr>
+      <w:headerReference w:type="default" r:id="rId9"/>
+      <w:footerReference w:type="default" r:id="rId10"/>
       <w:pgSz w:w="11906" w:h="16838"/>
-      <w:pgMar w:top="1417" w:right="1417" w:bottom="1417" w:left="1417" w:header="720" w:footer="720" w:gutter="0"/>
+      <w:pgMar w:top="1191" w:right="1247" w:bottom="1134" w:left="1361" w:header="720" w:footer="720" w:gutter="0"/>
       <w:cols w:space="720"/>
       <w:docGrid w:linePitch="360"/>
     </w:sectPr>
   </w:body>
 </w:document>
+</file>
+
+<file path=word/footer1.xml><?xml version="1.0" encoding="utf-8"?>
+<w:ftr xmlns:m="http://schemas.openxmlformats.org/officeDocument/2006/math" xmlns:mc="http://schemas.openxmlformats.org/markup-compatibility/2006" xmlns:mo="http://schemas.microsoft.com/office/mac/office/2008/main" xmlns:mv="urn:schemas-microsoft-com:mac:vml" xmlns:o="urn:schemas-microsoft-com:office:office" xmlns:r="http://schemas.openxmlformats.org/officeDocument/2006/relationships" xmlns:v="urn:schemas-microsoft-com:vml" xmlns:w10="urn:schemas-microsoft-com:office:word" xmlns:w14="http://schemas.microsoft.com/office/word/2010/wordml" xmlns:w="http://schemas.openxmlformats.org/wordprocessingml/2006/main" xmlns:wne="http://schemas.microsoft.com/office/word/2006/wordml" xmlns:wp14="http://schemas.microsoft.com/office/word/2010/wordprocessingDrawing" xmlns:wp="http://schemas.openxmlformats.org/drawingml/2006/wordprocessingDrawing" xmlns:wpc="http://schemas.microsoft.com/office/word/2010/wordprocessingCanvas" xmlns:wpg="http://schemas.microsoft.com/office/word/2010/wordprocessingGroup" xmlns:wpi="http://schemas.microsoft.com/office/word/2010/wordprocessingInk" xmlns:wps="http://schemas.microsoft.com/office/word/2010/wordprocessingShape" mc:Ignorable="w14 wp14">
+  <w:p>
+    <w:pPr>
+      <w:pStyle w:val="Footer"/>
+      <w:jc w:val="left"/>
+    </w:pPr>
+    <w:r/>
+    <w:r>
+      <w:rPr>
+        <w:rFonts w:ascii="Times New Roman" w:hAnsi="Times New Roman"/>
+        <w:b w:val="0"/>
+        <w:color w:val="777777"/>
+        <w:sz w:val="17"/>
+      </w:rPr>
+      <w:t>Vertraulich | Bearbeitungsstand Juli 2026 | nur zur Aktenbearbeitung</w:t>
+    </w:r>
+  </w:p>
+</w:ftr>
+</file>
+
+<file path=word/header1.xml><?xml version="1.0" encoding="utf-8"?>
+<w:hdr xmlns:m="http://schemas.openxmlformats.org/officeDocument/2006/math" xmlns:mc="http://schemas.openxmlformats.org/markup-compatibility/2006" xmlns:mo="http://schemas.microsoft.com/office/mac/office/2008/main" xmlns:mv="urn:schemas-microsoft-com:mac:vml" xmlns:o="urn:schemas-microsoft-com:office:office" xmlns:r="http://schemas.openxmlformats.org/officeDocument/2006/relationships" xmlns:v="urn:schemas-microsoft-com:vml" xmlns:w10="urn:schemas-microsoft-com:office:word" xmlns:w14="http://schemas.microsoft.com/office/word/2010/wordml" xmlns:w="http://schemas.openxmlformats.org/wordprocessingml/2006/main" xmlns:wne="http://schemas.microsoft.com/office/word/2006/wordml" xmlns:wp14="http://schemas.microsoft.com/office/word/2010/wordprocessingDrawing" xmlns:wp="http://schemas.openxmlformats.org/drawingml/2006/wordprocessingDrawing" xmlns:wpc="http://schemas.microsoft.com/office/word/2010/wordprocessingCanvas" xmlns:wpg="http://schemas.microsoft.com/office/word/2010/wordprocessingGroup" xmlns:wpi="http://schemas.microsoft.com/office/word/2010/wordprocessingInk" xmlns:wps="http://schemas.microsoft.com/office/word/2010/wordprocessingShape" mc:Ignorable="w14 wp14">
+  <w:p>
+    <w:pPr>
+      <w:pStyle w:val="Header"/>
+      <w:jc w:val="left"/>
+    </w:pPr>
+    <w:r/>
+    <w:r>
+      <w:rPr>
+        <w:rFonts w:ascii="Times New Roman" w:hAnsi="Times New Roman"/>
+        <w:b w:val="0"/>
+        <w:i w:val="0"/>
+        <w:color w:val="666666"/>
+        <w:sz w:val="17"/>
+      </w:rPr>
+      <w:t>Lindenhof und Partner mbB | Insolvenz- und Restrukturierungsakte | Bearbeitungsstand Juli 2026</w:t>
+    </w:r>
+  </w:p>
+</w:hdr>
 </file>
 
 <file path=word/numbering.xml><?xml version="1.0" encoding="utf-8"?>
@@ -2314,11 +2410,12 @@
       <w:contextualSpacing/>
     </w:pPr>
     <w:rPr>
-      <w:rFonts w:asciiTheme="majorHAnsi" w:eastAsiaTheme="majorEastAsia" w:hAnsiTheme="majorHAnsi" w:cstheme="majorBidi"/>
+      <w:rFonts w:asciiTheme="majorHAnsi" w:eastAsiaTheme="majorEastAsia" w:hAnsiTheme="majorHAnsi" w:cstheme="majorBidi" w:ascii="Times New Roman" w:hAnsi="Times New Roman"/>
+      <w:b/>
       <w:color w:val="17365D" w:themeColor="text2" w:themeShade="BF"/>
       <w:spacing w:val="5"/>
       <w:kern w:val="28"/>
-      <w:sz w:val="52"/>
+      <w:sz w:val="30"/>
       <w:szCs w:val="52"/>
     </w:rPr>
   </w:style>

--- a/testakten/insolvenz-asset-deal-chaincortex-ai-berlin/07_kundendaten-dsgvo-analyse.docx
+++ b/testakten/insolvenz-asset-deal-chaincortex-ai-berlin/07_kundendaten-dsgvo-analyse.docx
@@ -200,11 +200,7 @@
           </w:tcPr>
           <w:p>
             <w:r>
-              <w:rPr>
-                <w:rFonts w:ascii="Times New Roman" w:hAnsi="Times New Roman"/>
-                <w:sz w:val="20"/>
-              </w:rPr>
-              <w:t>nur B2C voll; B2B-Ansprechpartner-Daten teilweise (EDPB Guidelines 03/2022)</w:t>
+              <w:t>B2B-Firmendaten nicht; Daten natürlicher Ansprechpartner vollständig</w:t>
             </w:r>
           </w:p>
         </w:tc>
@@ -318,11 +314,7 @@
           </w:tcPr>
           <w:p>
             <w:r>
-              <w:rPr>
-                <w:rFonts w:ascii="Times New Roman" w:hAnsi="Times New Roman"/>
-                <w:sz w:val="20"/>
-              </w:rPr>
-              <w:t>berechtigtes Interesse als RG</w:t>
+              <w:t>berechtigtes Interesse als mögliche Rechtsgrundlage</w:t>
             </w:r>
           </w:p>
         </w:tc>
@@ -332,11 +324,7 @@
           </w:tcPr>
           <w:p>
             <w:r>
-              <w:rPr>
-                <w:rFonts w:ascii="Times New Roman" w:hAnsi="Times New Roman"/>
-                <w:sz w:val="20"/>
-              </w:rPr>
-              <w:t>grundsätzlich ja, aber strenges Abwägungsergebnis</w:t>
+              <w:t>nur nach Erforderlichkeit, Datenminimierung und Interessenabwägung</w:t>
             </w:r>
           </w:p>
         </w:tc>
@@ -362,11 +350,7 @@
           </w:tcPr>
           <w:p>
             <w:r>
-              <w:rPr>
-                <w:rFonts w:ascii="Times New Roman" w:hAnsi="Times New Roman"/>
-                <w:sz w:val="20"/>
-              </w:rPr>
-              <w:t>Informationspflicht</w:t>
+              <w:t>Informationspflichten</w:t>
             </w:r>
           </w:p>
         </w:tc>
@@ -376,11 +360,7 @@
           </w:tcPr>
           <w:p>
             <w:r>
-              <w:rPr>
-                <w:rFonts w:ascii="Times New Roman" w:hAnsi="Times New Roman"/>
-                <w:sz w:val="20"/>
-              </w:rPr>
-              <w:t>ja, Art. 14 (Daten nicht direkt vom Betroffenen erhoben durch Voracis)</w:t>
+              <w:t>Artikel 14 bei Erhebung nicht beim Betroffenen; Frist nach Absatz 3</w:t>
             </w:r>
           </w:p>
         </w:tc>
@@ -420,26 +400,7 @@
           </w:tcPr>
           <w:p>
             <w:r>
-              <w:rPr>
-                <w:rFonts w:ascii="Times New Roman" w:hAnsi="Times New Roman"/>
-                <w:sz w:val="20"/>
-              </w:rPr>
-              <w:t xml:space="preserve">nicht einschlägig — Voracis wird </w:t>
-            </w:r>
-            <w:r>
-              <w:rPr>
-                <w:rFonts w:ascii="Times New Roman" w:hAnsi="Times New Roman"/>
-                <w:b/>
-                <w:sz w:val="20"/>
-              </w:rPr>
-              <w:t>Verantwortlicher</w:t>
-            </w:r>
-            <w:r>
-              <w:rPr>
-                <w:rFonts w:ascii="Times New Roman" w:hAnsi="Times New Roman"/>
-                <w:sz w:val="20"/>
-              </w:rPr>
-              <w:t>, nicht AV</w:t>
+              <w:t>für aktive Daten nicht pauschal; bei reinen Aufbewahrungsdaten möglich</w:t>
             </w:r>
           </w:p>
         </w:tc>
@@ -502,11 +463,7 @@
           </w:tcPr>
           <w:p>
             <w:r>
-              <w:rPr>
-                <w:rFonts w:ascii="Times New Roman" w:hAnsi="Times New Roman"/>
-                <w:sz w:val="20"/>
-              </w:rPr>
-              <w:t>§ 25 TTDSG</w:t>
+              <w:t>Paragraf 25 TDDDG</w:t>
             </w:r>
           </w:p>
         </w:tc>
@@ -546,12 +503,7 @@
         <w:spacing w:before="120" w:after="60" w:line="259" w:lineRule="auto"/>
       </w:pPr>
       <w:r>
-        <w:rPr>
-          <w:rFonts w:ascii="Times New Roman" w:hAnsi="Times New Roman"/>
-          <w:b/>
-          <w:sz w:val="22"/>
-        </w:rPr>
-        <w:t>3. Maßgebliche Rechtsprechung</w:t>
+        <w:t>3. Rechtsprechung und Aufsichtsleitlinie</w:t>
       </w:r>
     </w:p>
     <w:tbl>
@@ -619,26 +571,7 @@
           </w:tcPr>
           <w:p>
             <w:r>
-              <w:rPr>
-                <w:rFonts w:ascii="Times New Roman" w:hAnsi="Times New Roman"/>
-                <w:sz w:val="20"/>
-              </w:rPr>
-              <w:t xml:space="preserve">EuGH </w:t>
-            </w:r>
-            <w:r>
-              <w:rPr>
-                <w:rFonts w:ascii="Times New Roman" w:hAnsi="Times New Roman"/>
-                <w:b/>
-                <w:sz w:val="20"/>
-              </w:rPr>
-              <w:t>C-732/22</w:t>
-            </w:r>
-            <w:r>
-              <w:rPr>
-                <w:rFonts w:ascii="Times New Roman" w:hAnsi="Times New Roman"/>
-                <w:sz w:val="20"/>
-              </w:rPr>
-              <w:t xml:space="preserve"> (Bonprix, Urt. v. 26.09.2024)</w:t>
+              <w:t>DSK, Beschluss vom 11.09.2024 zu Asset Deals</w:t>
             </w:r>
           </w:p>
         </w:tc>
@@ -648,11 +581,7 @@
           </w:tcPr>
           <w:p>
             <w:r>
-              <w:rPr>
-                <w:rFonts w:ascii="Times New Roman" w:hAnsi="Times New Roman"/>
-                <w:sz w:val="20"/>
-              </w:rPr>
-              <w:t>Personenbezogene Daten aus Asset Deal — Rechtsgrundlage Art. 6 I lit. f DSGVO grundsätzlich denkbar, aber strenger Maßstab bei der Interessenabwägung; Informationspflicht nach Art. 14 zwingend; Widerspruchsmöglichkeit unverzichtbar</w:t>
+              <w:t>Trennt Due Diligence, Vertragsanbahnung, laufende Verträge, Erfüllungsübernahme, Altdaten, Werbung, Bankdaten und Beschäftigtendaten.</w:t>
             </w:r>
           </w:p>
         </w:tc>
@@ -662,19 +591,7 @@
           </w:tcPr>
           <w:p>
             <w:r>
-              <w:rPr>
-                <w:rFonts w:ascii="Times New Roman" w:hAnsi="Times New Roman"/>
-                <w:b/>
-                <w:sz w:val="20"/>
-              </w:rPr>
-              <w:t>Leitentscheidung</w:t>
-            </w:r>
-            <w:r>
-              <w:rPr>
-                <w:rFonts w:ascii="Times New Roman" w:hAnsi="Times New Roman"/>
-                <w:sz w:val="20"/>
-              </w:rPr>
-              <w:t>, daran ist sich auszurichten</w:t>
+              <w:t>Direkte Aufsichtsleitlinie für die Datenklassifizierung dieser Transaktion</w:t>
             </w:r>
           </w:p>
         </w:tc>
@@ -686,26 +603,7 @@
           </w:tcPr>
           <w:p>
             <w:r>
-              <w:rPr>
-                <w:rFonts w:ascii="Times New Roman" w:hAnsi="Times New Roman"/>
-                <w:sz w:val="20"/>
-              </w:rPr>
-              <w:t xml:space="preserve">EuGH </w:t>
-            </w:r>
-            <w:r>
-              <w:rPr>
-                <w:rFonts w:ascii="Times New Roman" w:hAnsi="Times New Roman"/>
-                <w:b/>
-                <w:sz w:val="20"/>
-              </w:rPr>
-              <w:t>C-621/22</w:t>
-            </w:r>
-            <w:r>
-              <w:rPr>
-                <w:rFonts w:ascii="Times New Roman" w:hAnsi="Times New Roman"/>
-                <w:sz w:val="20"/>
-              </w:rPr>
-              <w:t xml:space="preserve"> (Koninklijke Nederlandse Lawn Tennisbond, Urt. v. 04.10.2024)</w:t>
+              <w:t>EuGH, Urteil vom 04.10.2024 - C-621/22 (KNLTB)</w:t>
             </w:r>
           </w:p>
         </w:tc>
@@ -715,11 +613,7 @@
           </w:tcPr>
           <w:p>
             <w:r>
-              <w:rPr>
-                <w:rFonts w:ascii="Times New Roman" w:hAnsi="Times New Roman"/>
-                <w:sz w:val="20"/>
-              </w:rPr>
-              <w:t>„Berechtigtes Interesse" auch wirtschaftlich; aber konkrete Erforderlichkeit + Interessenabwägung</w:t>
+              <w:t>Ein rechtmäßiges kommerzielles Interesse kann grundsätzlich berechtigt sein; Erforderlichkeit, Datenminimierung und Interessenabwägung bleiben kumulativ.</w:t>
             </w:r>
           </w:p>
         </w:tc>
@@ -729,172 +623,7 @@
           </w:tcPr>
           <w:p>
             <w:r>
-              <w:rPr>
-                <w:rFonts w:ascii="Times New Roman" w:hAnsi="Times New Roman"/>
-                <w:sz w:val="20"/>
-              </w:rPr>
-              <w:t>bestätigt Linie</w:t>
-            </w:r>
-          </w:p>
-        </w:tc>
-      </w:tr>
-      <w:tr>
-        <w:tc>
-          <w:tcPr>
-            <w:tcW w:type="dxa" w:w="3024"/>
-          </w:tcPr>
-          <w:p>
-            <w:r>
-              <w:rPr>
-                <w:rFonts w:ascii="Times New Roman" w:hAnsi="Times New Roman"/>
-                <w:sz w:val="20"/>
-              </w:rPr>
-              <w:t xml:space="preserve">EuGH </w:t>
-            </w:r>
-            <w:r>
-              <w:rPr>
-                <w:rFonts w:ascii="Times New Roman" w:hAnsi="Times New Roman"/>
-                <w:b/>
-                <w:sz w:val="20"/>
-              </w:rPr>
-              <w:t>C-184/20</w:t>
-            </w:r>
-            <w:r>
-              <w:rPr>
-                <w:rFonts w:ascii="Times New Roman" w:hAnsi="Times New Roman"/>
-                <w:sz w:val="20"/>
-              </w:rPr>
-              <w:t xml:space="preserve"> (Vyriausioji tarnybinės etikos komisija)</w:t>
-            </w:r>
-          </w:p>
-        </w:tc>
-        <w:tc>
-          <w:tcPr>
-            <w:tcW w:type="dxa" w:w="3024"/>
-          </w:tcPr>
-          <w:p>
-            <w:r>
-              <w:rPr>
-                <w:rFonts w:ascii="Times New Roman" w:hAnsi="Times New Roman"/>
-                <w:sz w:val="20"/>
-              </w:rPr>
-              <w:t>Bei Verarbeitung „sensibler" Daten erhöhte Anforderungen</w:t>
-            </w:r>
-          </w:p>
-        </w:tc>
-        <w:tc>
-          <w:tcPr>
-            <w:tcW w:type="dxa" w:w="3024"/>
-          </w:tcPr>
-          <w:p>
-            <w:r>
-              <w:rPr>
-                <w:rFonts w:ascii="Times New Roman" w:hAnsi="Times New Roman"/>
-                <w:sz w:val="20"/>
-              </w:rPr>
-              <w:t>hier nicht einschlägig (keine besonderen Kategorien)</w:t>
-            </w:r>
-          </w:p>
-        </w:tc>
-      </w:tr>
-      <w:tr>
-        <w:tc>
-          <w:tcPr>
-            <w:tcW w:type="dxa" w:w="3024"/>
-          </w:tcPr>
-          <w:p>
-            <w:r>
-              <w:rPr>
-                <w:rFonts w:ascii="Times New Roman" w:hAnsi="Times New Roman"/>
-                <w:sz w:val="20"/>
-              </w:rPr>
-              <w:t>OLG Düsseldorf 16. ZS, 23.11.2023 — VI-W (Kart) 4/22 (DSGVO im Asset Deal)</w:t>
-            </w:r>
-          </w:p>
-        </w:tc>
-        <w:tc>
-          <w:tcPr>
-            <w:tcW w:type="dxa" w:w="3024"/>
-          </w:tcPr>
-          <w:p>
-            <w:r>
-              <w:rPr>
-                <w:rFonts w:ascii="Times New Roman" w:hAnsi="Times New Roman"/>
-                <w:sz w:val="20"/>
-              </w:rPr>
-              <w:t>Übermittlung im Asset Deal grundsätzlich zulässig, aber „informierte Übertragung" mit echter Widerspruchsmöglichkeit</w:t>
-            </w:r>
-          </w:p>
-        </w:tc>
-        <w:tc>
-          <w:tcPr>
-            <w:tcW w:type="dxa" w:w="3024"/>
-          </w:tcPr>
-          <w:p>
-            <w:r>
-              <w:rPr>
-                <w:rFonts w:ascii="Times New Roman" w:hAnsi="Times New Roman"/>
-                <w:sz w:val="20"/>
-              </w:rPr>
-              <w:t>bestätigt Praxis</w:t>
-            </w:r>
-          </w:p>
-        </w:tc>
-      </w:tr>
-      <w:tr>
-        <w:tc>
-          <w:tcPr>
-            <w:tcW w:type="dxa" w:w="3024"/>
-          </w:tcPr>
-          <w:p>
-            <w:r>
-              <w:rPr>
-                <w:rFonts w:ascii="Times New Roman" w:hAnsi="Times New Roman"/>
-                <w:sz w:val="20"/>
-              </w:rPr>
-              <w:t>BfDI-Stellungnahme „Asset Deals mit personenbezogenen Daten" v. 12.02.2024</w:t>
-            </w:r>
-          </w:p>
-        </w:tc>
-        <w:tc>
-          <w:tcPr>
-            <w:tcW w:type="dxa" w:w="3024"/>
-          </w:tcPr>
-          <w:p>
-            <w:r>
-              <w:rPr>
-                <w:rFonts w:ascii="Times New Roman" w:hAnsi="Times New Roman"/>
-                <w:sz w:val="20"/>
-              </w:rPr>
-              <w:t>Empfehlung: Information vor Übermittlung, 30-Tage-Widerspruchsfrist</w:t>
-            </w:r>
-          </w:p>
-        </w:tc>
-        <w:tc>
-          <w:tcPr>
-            <w:tcW w:type="dxa" w:w="3024"/>
-          </w:tcPr>
-          <w:p>
-            <w:r>
-              <w:rPr>
-                <w:rFonts w:ascii="Times New Roman" w:hAnsi="Times New Roman"/>
-                <w:sz w:val="20"/>
-              </w:rPr>
-              <w:t xml:space="preserve">Best Practice; im APA und in </w:t>
-            </w:r>
-            <w:r>
-              <w:rPr>
-                <w:rFonts w:ascii="Times New Roman" w:hAnsi="Times New Roman"/>
-                <w:sz w:val="20"/>
-              </w:rPr>
-              <w:t>eml/…</w:t>
-            </w:r>
-            <w:r>
-              <w:rPr>
-                <w:rFonts w:ascii="Times New Roman" w:hAnsi="Times New Roman"/>
-                <w:sz w:val="20"/>
-              </w:rPr>
-              <w:t xml:space="preserve"> berücksichtigt</w:t>
+              <w:t>Methodischer Anker für Artikel 6 Absatz 1 Buchstabe f, keine Asset-Deal-Entscheidung</w:t>
             </w:r>
           </w:p>
         </w:tc>
@@ -945,7 +674,7 @@
         <w:spacing w:line="259" w:lineRule="auto" w:after="60"/>
       </w:pPr>
       <w:r>
-        <w:t>Rechtsgrundlage: Art. 6 I lit. f DSGVO + § 28 BDSG entfällt seit 2018, jetzt vollständig DSGVO.</w:t>
+        <w:t>Rechtsgrundlage: Artikel 6 Absatz 1 Buchstabe f DSGVO nach dokumentierter Erforderlichkeits- und Interessenabwägung.</w:t>
       </w:r>
     </w:p>
     <w:p>
@@ -954,16 +683,7 @@
         <w:spacing w:line="259" w:lineRule="auto" w:after="60"/>
       </w:pPr>
       <w:r>
-        <w:t xml:space="preserve">Interessenabwägung: Übermittlung dient der </w:t>
-      </w:r>
-      <w:r>
-        <w:rPr>
-          <w:b/>
-        </w:rPr>
-        <w:t>Fortführung der Geschäftsbeziehung</w:t>
-      </w:r>
-      <w:r>
-        <w:t xml:space="preserve"> im Sinne und Interesse des Kunden; Auftraggeber-Ansprechpartner haben typischerweise eine geringere Schutzbedarfslage (Daten erscheinen ohnehin auf Visitenkarten, in Signaturen).</w:t>
+        <w:t>Interessenabwägung: Die Fortführung der Geschäftsbeziehung kann ein berechtigtes Interesse tragen. Auch dienstliche Kontaktdaten bleiben personenbezogen; Datenumfang, Erwartbarkeit und alternative Kontaktwege sind konkret zu prüfen.</w:t>
       </w:r>
     </w:p>
     <w:p>
@@ -972,13 +692,7 @@
         <w:spacing w:line="259" w:lineRule="auto" w:after="60"/>
       </w:pPr>
       <w:r>
-        <w:t xml:space="preserve">Information nach Art. 14 DSGVO: trotzdem zwingend (E-Mail-Vorlage in </w:t>
-      </w:r>
-      <w:r>
-        <w:t>eml/dsgvo-information-b2b-ansprechpartner.eml</w:t>
-      </w:r>
-      <w:r>
-        <w:t>).</w:t>
+        <w:t>Information nach Artikel 14 DSGVO: spätestens innerhalb eines Monats nach Erlangung der Daten, bei früherer Kontaktaufnahme spätestens dann.</w:t>
       </w:r>
     </w:p>
     <w:p>
@@ -987,7 +701,7 @@
         <w:spacing w:line="259" w:lineRule="auto" w:after="60"/>
       </w:pPr>
       <w:r>
-        <w:t>Widerspruchsmöglichkeit: ja, aber wird typischerweise nicht ausgeübt.</w:t>
+        <w:t>Widerspruch: Das Recht aus Artikel 21 DSGVO und seine Voraussetzungen mitteilen; ein Widerspruch ist einzelfallbezogen zu bearbeiten.</w:t>
       </w:r>
     </w:p>
     <w:p>
@@ -996,13 +710,7 @@
         <w:jc w:val="left"/>
       </w:pPr>
       <w:r>
-        <w:rPr>
-          <w:b/>
-        </w:rPr>
-        <w:t>Ergebnis B2B:</w:t>
-      </w:r>
-      <w:r>
-        <w:t xml:space="preserve"> Übertragung im APA ohne Widerspruchsfrist möglich; Information nach Art. 14 DSGVO begleitend.</w:t>
+        <w:t>Ergebnis B2B: Ansprechpartnerdaten nur zweckgebunden und auf das für die Geschäftsfortführung Erforderliche übertragen; Artikel-14-Information terminieren und die Abwägung dokumentieren.</w:t>
       </w:r>
     </w:p>
     <w:p>
@@ -1023,7 +731,7 @@
         <w:jc w:val="left"/>
       </w:pPr>
       <w:r>
-        <w:t>Die 8 Privatkunden sind eindeutige Betroffene. Übermittlung an Voracis ist Verarbeitung i. S. d. Art. 4 Nr. 2 DSGVO. Folgendes Vorgehen:</w:t>
+        <w:t>Die acht Privatkundenverträge sind von der Schuldnerin zum 31.07.2026 gekündigt; Voracis will Neuverträge anbieten. Damit liegt keine automatische Vertragsübernahme vor. Die Ansprache und jede Datenweitergabe sind als Vertragsanbahnung zu behandeln.</w:t>
       </w:r>
     </w:p>
     <w:p>
@@ -1032,10 +740,7 @@
         <w:spacing w:line="259" w:lineRule="auto" w:after="60"/>
       </w:pPr>
       <w:r>
-        <w:rPr>
-          <w:rFonts w:ascii="Times New Roman" w:hAnsi="Times New Roman"/>
-        </w:rPr>
-        <w:t>5.1 Rechtsgrundlage Art. 6 I lit. f DSGVO</w:t>
+        <w:t>5.1 Neuvertragsangebot und Rechtsgrundlage</w:t>
       </w:r>
     </w:p>
     <w:p>
@@ -1044,10 +749,7 @@
         <w:jc w:val="left"/>
       </w:pPr>
       <w:r>
-        <w:rPr>
-          <w:b/>
-        </w:rPr>
-        <w:t>Interessenabwägung:</w:t>
+        <w:t>Vorzugsroute für die acht Betroffenen:</w:t>
       </w:r>
     </w:p>
     <w:p>
@@ -1056,7 +758,7 @@
         <w:spacing w:line="259" w:lineRule="auto" w:after="60"/>
       </w:pPr>
       <w:r>
-        <w:t>Voracis-Interesse: Geschäftsfortführung, Wert der erworbenen Kundenbasis. EuGH C-732/22: wirtschaftliches Interesse anerkannt.</w:t>
+        <w:t>Die Schuldnerin versendet das Neuvertragsangebot selbst. Nimmt ein Kunde unmittelbar Kontakt mit Voracis auf, darf Voracis die von ihm erhaltenen Daten nach Artikel 6 Absatz 1 Buchstabe b DSGVO für Vertragsanbahnung und Vertragserfüllung verarbeiten.</w:t>
       </w:r>
     </w:p>
     <w:p>
@@ -1065,7 +767,7 @@
         <w:spacing w:line="259" w:lineRule="auto" w:after="60"/>
       </w:pPr>
       <w:r>
-        <w:t>Betroffenen-Interesse: Schutz vor unkontrollierter Datenübermittlung. Hier in mitigierter Form: a) gleicher Vertragsgegenstand, b) gleiche Datennutzung, c) Voracis ist DSGVO-konform organisiert (Datenschutzbeauftragter, DPIA vom 10.06.2026, Stellungnahme 2-seitig).</w:t>
+        <w:t>Alternativ kann der Kunde die Schuldnerin ausdrücklich ermächtigen, die bezeichneten Stammdaten für das Neuvertragsangebot zu übermitteln. Ohne positive Rückmeldung wird der B2C-Datensatz nicht zu eigenen Zwecken an Voracis weitergegeben. Eine bloße 30-Tage-Opt-out-Lösung ist angesichts der kurzen Transaktionsfrist nicht belastbar.</w:t>
       </w:r>
     </w:p>
     <w:p>
@@ -1074,13 +776,7 @@
         <w:spacing w:line="259" w:lineRule="auto" w:after="60"/>
       </w:pPr>
       <w:r>
-        <w:rPr>
-          <w:b/>
-        </w:rPr>
-        <w:t>Erforderlichkeit:</w:t>
-      </w:r>
-      <w:r>
-        <w:t xml:space="preserve"> Ohne Datenübernahme stürzt der Service der 8 Privatkunden ab → Service-Verlust. Datenübernahme ist erforderlich, mildere Mittel nicht praktikabel.</w:t>
+        <w:t>Altdaten aus dem beendeten Vertrag bleiben getrennt. Soweit Voracis sie nur für gesetzliche Aufbewahrungszwecke speichert, ist nach dem DSK-Beschluss vom 11. September 2024 ein Vertrag nach Artikel 28 Absatz 3 DSGVO mit strikter Zweckbindung und technischer Trennung vorzusehen.</w:t>
       </w:r>
     </w:p>
     <w:p>
@@ -1089,13 +785,7 @@
         <w:spacing w:line="259" w:lineRule="auto" w:after="60"/>
       </w:pPr>
       <w:r>
-        <w:rPr>
-          <w:b/>
-        </w:rPr>
-        <w:t>Strikte Zweckbindung:</w:t>
-      </w:r>
-      <w:r>
-        <w:t xml:space="preserve"> Voracis verarbeitet die Daten ausschließlich für die Fortführung des bestehenden Vertragsverhältnisses; keine Profilierung, kein Marketing ohne separate Einwilligung.</w:t>
+        <w:t>EuGH C-621/22 bestätigt lediglich, dass ein rechtmäßiges kommerzielles Interesse grundsätzlich möglich sein kann. Die Entscheidung betrifft keinen Asset Deal und ersetzt weder die fallbezogene Erforderlichkeits- noch die Interessenabwägung.</w:t>
       </w:r>
     </w:p>
     <w:p>
@@ -1104,10 +794,7 @@
         <w:spacing w:line="259" w:lineRule="auto" w:after="60"/>
       </w:pPr>
       <w:r>
-        <w:rPr>
-          <w:rFonts w:ascii="Times New Roman" w:hAnsi="Times New Roman"/>
-        </w:rPr>
-        <w:t>5.2 Information nach Art. 14 DSGVO</w:t>
+        <w:t>5.2 Information und Widerspruch</w:t>
       </w:r>
     </w:p>
     <w:p>
@@ -1116,16 +803,7 @@
         <w:jc w:val="left"/>
       </w:pPr>
       <w:r>
-        <w:t xml:space="preserve">Schreiben an alle 8 Privatkunden bis spätestens </w:t>
-      </w:r>
-      <w:r>
-        <w:rPr>
-          <w:b/>
-        </w:rPr>
-        <w:t>20.06.2026</w:t>
-      </w:r>
-      <w:r>
-        <w:t xml:space="preserve"> (1 Monat vor Übernahmestichtag), gemeinsam unterzeichnet von Schuldner-Vertreter (Verwalter) und Käufer-Verantwortlichem (Voracis-DSB Manderscheid). Inhalt:</w:t>
+        <w:t>Erhebt Voracis die Daten unmittelbar beim Kunden, gilt Artikel 13 DSGVO. Werden Daten nach dokumentierter Ermächtigung durch die Schuldnerin übermittelt, gilt Artikel 14 DSGVO; die Information erfolgt spätestens bei der ersten Kommunikation, jedenfalls innerhalb eines Monats. Sie enthält:</w:t>
       </w:r>
     </w:p>
     <w:p>
@@ -1134,7 +812,7 @@
         <w:spacing w:line="259" w:lineRule="auto" w:after="60"/>
       </w:pPr>
       <w:r>
-        <w:t>Identität des neuen Verantwortlichen (Voracis Ventures GmbH, Anschrift, DSB-Kontakt).</w:t>
+        <w:t>Identität und Kontaktdaten des neuen Verantwortlichen sowie den Kontakt des Datenschutzbeauftragten.</w:t>
       </w:r>
     </w:p>
     <w:p>
@@ -1143,7 +821,7 @@
         <w:spacing w:line="259" w:lineRule="auto" w:after="60"/>
       </w:pPr>
       <w:r>
-        <w:t>Kategorien betroffener Daten.</w:t>
+        <w:t>Kategorien, Quelle, Zweck und konkrete Rechtsgrundlage der betroffenen Daten.</w:t>
       </w:r>
     </w:p>
     <w:p>
@@ -1152,7 +830,7 @@
         <w:spacing w:line="259" w:lineRule="auto" w:after="60"/>
       </w:pPr>
       <w:r>
-        <w:t>Rechtsgrundlage Art. 6 I lit. f DSGVO sowie Hinweis auf Interessenabwägung.</w:t>
+        <w:t>Berechtigtes Interesse und Kerngedanken der Interessenabwägung, soweit Artikel 6 Absatz 1 Buchstabe f DSGVO verwendet wird.</w:t>
       </w:r>
     </w:p>
     <w:p>
@@ -1161,7 +839,7 @@
         <w:spacing w:line="259" w:lineRule="auto" w:after="60"/>
       </w:pPr>
       <w:r>
-        <w:t>Empfänger (keine Drittübermittlungen außerhalb des Datenraums).</w:t>
+        <w:t>Empfänger oder Empfängerkategorien sowie gegebenenfalls Drittlandübermittlungen.</w:t>
       </w:r>
     </w:p>
     <w:p>
@@ -1170,7 +848,7 @@
         <w:spacing w:line="259" w:lineRule="auto" w:after="60"/>
       </w:pPr>
       <w:r>
-        <w:t>Speicherdauer.</w:t>
+        <w:t>Speicherdauer oder nachvollziehbare Kriterien ihrer Bestimmung.</w:t>
       </w:r>
     </w:p>
     <w:p>
@@ -1179,40 +857,23 @@
         <w:spacing w:line="259" w:lineRule="auto" w:after="60"/>
       </w:pPr>
       <w:r>
-        <w:t xml:space="preserve">Rechte: Auskunft (Art. 15), Berichtigung (Art. 16), Löschung (Art. 17), Einschränkung (Art. 18), Datenübertragbarkeit (Art. 20), </w:t>
-      </w:r>
-      <w:r>
-        <w:rPr>
-          <w:b/>
-        </w:rPr>
-        <w:t>Widerspruch (Art. 21)</w:t>
-      </w:r>
-      <w:r>
-        <w:t>, Beschwerde bei Aufsichtsbehörde (Art. 77).</w:t>
+        <w:t>Rechte auf Auskunft, Berichtigung, Löschung, Einschränkung, Datenübertragbarkeit, Widerspruch und Beschwerde bei der Aufsichtsbehörde.</w:t>
       </w:r>
     </w:p>
     <w:p>
       <w:pPr>
-        <w:pStyle w:val="ListNumber"/>
         <w:spacing w:line="259" w:lineRule="auto" w:after="60"/>
       </w:pPr>
       <w:r>
-        <w:t>Quelle der Daten (Schuldnerin ChainCortex AI GmbH i. Ins.).</w:t>
+        <w:t>Widerspruchshinweis: Artikel 21 DSGVO begründet keine gesetzliche 30-Tage-Sperrfrist vor jeder Datenübermittlung. Das Widerspruchsrecht ist von der positiven Entscheidung des Kunden über den Neuvertrag und eine Datenweitergabe zu unterscheiden.</w:t>
       </w:r>
     </w:p>
     <w:p>
       <w:pPr>
-        <w:pStyle w:val="ListNumber"/>
         <w:spacing w:line="259" w:lineRule="auto" w:after="60"/>
       </w:pPr>
       <w:r>
-        <w:rPr>
-          <w:b/>
-        </w:rPr>
-        <w:t>Widerspruchsfrist 30 Kalendertage</w:t>
-      </w:r>
-      <w:r>
-        <w:t xml:space="preserve"> (bis 20.07.2026 inkl.). Bei Widerspruch: Datenlöschung durch Voracis innerhalb von 7 Werktagen, vorab Datenexport für Betroffenen ermöglicht.</w:t>
+        <w:t>Dokumentation: Die Schuldnerin hält Rückmeldung, Datenumfang und Versandweg je Kunde fest. Ohne positive Rückmeldung bleiben die Daten bei der Schuldnerin oder in einer streng zweckgebundenen Aufbewahrungslösung.</w:t>
       </w:r>
     </w:p>
     <w:p>
@@ -1221,13 +882,7 @@
         <w:jc w:val="left"/>
       </w:pPr>
       <w:r>
-        <w:t xml:space="preserve">E-Mail-Entwurf siehe </w:t>
-      </w:r>
-      <w:r>
-        <w:t>eml/dsgvo-information-b2c-privatkunden-entwurf.eml</w:t>
-      </w:r>
-      <w:r>
-        <w:t>. Postversand parallel (für Anschriftenpflege).</w:t>
+        <w:t>E-Mail-Entwurf siehe eml/dsgvo-information-b2c-privatkunden-entwurf.eml; Inhalt und Versandzeitpunkt sind an diese Rechtsgrundlagen anzupassen.</w:t>
       </w:r>
     </w:p>
     <w:p>
@@ -1236,10 +891,7 @@
         <w:spacing w:line="259" w:lineRule="auto" w:after="60"/>
       </w:pPr>
       <w:r>
-        <w:rPr>
-          <w:rFonts w:ascii="Times New Roman" w:hAnsi="Times New Roman"/>
-        </w:rPr>
-        <w:t>5.3 Vertragsklausel APA</w:t>
+        <w:t>5.3 Vertragsklausel im APA</w:t>
       </w:r>
     </w:p>
     <w:p>
@@ -1248,16 +900,7 @@
         <w:jc w:val="left"/>
       </w:pPr>
       <w:r>
-        <w:t xml:space="preserve">In den Asset-Purchase-Agreement-Text wird in </w:t>
-      </w:r>
-      <w:r>
-        <w:rPr>
-          <w:b/>
-        </w:rPr>
-        <w:t>§ 2 Abs. 4</w:t>
-      </w:r>
-      <w:r>
-        <w:t xml:space="preserve"> explizit aufgenommen, dass die Übertragung der Kundendaten erst nach Ablauf der 30-Tages-Widerspruchsfrist abgeschlossen ist und der Käufer die widersprechenden Betroffenen unverzüglich aus dem CRM-System löscht; Verwalter haftet nicht für nachträgliche Löschungsfolgen.</w:t>
+        <w:t>Das Asset-Purchase-Agreement trennt B2B-Ansprechpartnerdaten, B2C-Neuvertragsdaten und reine Aufbewahrungsdaten. Für B2C-Daten regelt es den Transfer nur nach positiver Rückmeldung oder unmittelbarer Datenerhebung durch Voracis; für Altdaten regelt es Auftragsverarbeitung, Zweckbindung, Trennung, Löschung und Rückgabe.</w:t>
       </w:r>
     </w:p>
     <w:p>
@@ -1266,10 +909,7 @@
         <w:spacing w:line="259" w:lineRule="auto" w:after="60"/>
       </w:pPr>
       <w:r>
-        <w:rPr>
-          <w:rFonts w:ascii="Times New Roman" w:hAnsi="Times New Roman"/>
-        </w:rPr>
-        <w:t>6. Beschäftigtendaten (AN-Übergang)</w:t>
+        <w:t>6. Beschäftigtendaten beim Betriebsübergang</w:t>
       </w:r>
     </w:p>
     <w:p>
@@ -1278,13 +918,7 @@
         <w:jc w:val="left"/>
       </w:pPr>
       <w:r>
-        <w:t xml:space="preserve">§ 26 BDSG i. V. m. § 613a BGB: Datentransfer im Rahmen des Betriebsübergangs ist erforderlich für die Begründung des neuen Arbeitsverhältnisses und § 26 I 1 BDSG-konform. Informationspflicht aus § 13 BDSG erfüllt durch die § 613a V BGB-Unterrichtung (siehe </w:t>
-      </w:r>
-      <w:r>
-        <w:t>08_…</w:t>
-      </w:r>
-      <w:r>
-        <w:t>).</w:t>
+        <w:t>Nach dem DSK-Beschluss vom 11. September 2024 kann der Erwerber Beschäftigtendaten beim Betriebsübergang regelmäßig auf Artikel 6 Absatz 1 Buchstabe b DSGVO in Verbindung mit Paragraf 613a BGB stützen; für besondere Kategorien sind Artikel 9 Absatz 2 Buchstabe b DSGVO und Paragraf 26 Absatz 3 BDSG zu prüfen. Die Unterrichtung nach Paragraf 613a Absatz 5 BGB ersetzt die datenschutzrechtlichen Informationen nicht automatisch; beide Informationspakete sind inhaltlich abzugleichen.</w:t>
       </w:r>
     </w:p>
     <w:p>
@@ -1436,11 +1070,7 @@
           </w:tcPr>
           <w:p>
             <w:r>
-              <w:rPr>
-                <w:rFonts w:ascii="Times New Roman" w:hAnsi="Times New Roman"/>
-                <w:sz w:val="20"/>
-              </w:rPr>
-              <w:t>Art. 6 I lit. f DSGVO, Information nach Art. 14 ausreichend</w:t>
+              <w:t>Artikel 6 Absatz 1 Buchstabe f nach dokumentierter Abwägung; Artikel-14-Information fristgerecht</w:t>
             </w:r>
           </w:p>
         </w:tc>
@@ -1480,11 +1110,7 @@
           </w:tcPr>
           <w:p>
             <w:r>
-              <w:rPr>
-                <w:rFonts w:ascii="Times New Roman" w:hAnsi="Times New Roman"/>
-                <w:sz w:val="20"/>
-              </w:rPr>
-              <w:t>Art. 6 I lit. f möglich, aber zwingend 30-Tages-Widerspruchsfrist + Art. 14-Info; Bußgeldrisiko bei Verzicht: Art. 83 IV DSGVO bis 10 Mio. EUR oder 2 % Konzernumsatz</w:t>
+              <w:t>Neuvertrag nur nach positiver Kundenreaktion; unmittelbare Erhebung durch Voracis nach Artikel 6 Absatz 1 Buchstabe b oder dokumentierte Ermächtigung zur Übermittlung. Altdaten getrennt nach Artikel 28 Absatz 3 DSGVO.</w:t>
             </w:r>
           </w:p>
         </w:tc>
@@ -1524,11 +1150,7 @@
           </w:tcPr>
           <w:p>
             <w:r>
-              <w:rPr>
-                <w:rFonts w:ascii="Times New Roman" w:hAnsi="Times New Roman"/>
-                <w:sz w:val="20"/>
-              </w:rPr>
-              <w:t>§ 26 BDSG + § 613a BGB; mit § 613a V-Schreiben erledigt</w:t>
+              <w:t>Artikel 6 Absatz 1 Buchstabe b DSGVO und Paragraf 613a BGB; besondere Kategorien und Informationspflichten gesondert prüfen</w:t>
             </w:r>
           </w:p>
         </w:tc>
@@ -1584,68 +1206,38 @@
         <w:spacing w:line="259" w:lineRule="auto" w:after="60"/>
       </w:pPr>
       <w:r>
-        <w:rPr>
-          <w:rFonts w:ascii="Times New Roman" w:hAnsi="Times New Roman"/>
-        </w:rPr>
         <w:t>8. Drei vorbehaltliche Schlussempfehlungen</w:t>
       </w:r>
     </w:p>
     <w:p>
       <w:pPr>
-        <w:pStyle w:val="ListNumber"/>
         <w:spacing w:line="259" w:lineRule="auto" w:after="60"/>
       </w:pPr>
       <w:r>
-        <w:rPr>
-          <w:b/>
-        </w:rPr>
-        <w:t>Vertragsklausel</w:t>
-      </w:r>
-      <w:r>
-        <w:t xml:space="preserve"> zur 30-Tages-Widerspruchsfrist im APA aufnehmen — siehe </w:t>
-      </w:r>
-      <w:r>
-        <w:t>09_…</w:t>
-      </w:r>
-      <w:r>
-        <w:t xml:space="preserve"> § 2 Abs. 4.</w:t>
+        <w:t>1. Im APA laufende Verträge, Erfüllungsübernahmen und reine Aufbewahrungsdaten getrennt regeln; Kundenzustimmungen und Transfergrundlage je Datensatz dokumentieren.</w:t>
       </w:r>
     </w:p>
     <w:p>
       <w:pPr>
-        <w:pStyle w:val="ListNumber"/>
         <w:spacing w:line="259" w:lineRule="auto" w:after="60"/>
       </w:pPr>
       <w:r>
-        <w:rPr>
-          <w:b/>
-        </w:rPr>
-        <w:t>Information</w:t>
-      </w:r>
-      <w:r>
-        <w:t xml:space="preserve"> an alle Betroffenen (B2B-Ansprechpartner + B2C) bis 20.06.2026 versenden.</w:t>
+        <w:t>2. Artikel-14-Informationen für Ansprechpartner und Privatkunden fristgerecht versenden und Widersprüche nach Artikel 21 DSGVO fallbezogen bearbeiten.</w:t>
       </w:r>
     </w:p>
     <w:p>
       <w:pPr>
-        <w:pStyle w:val="ListNumber"/>
         <w:spacing w:line="259" w:lineRule="auto" w:after="60"/>
       </w:pPr>
       <w:r>
-        <w:rPr>
-          <w:b/>
-        </w:rPr>
-        <w:t>Voracis-DPIA</w:t>
-      </w:r>
-      <w:r>
-        <w:t xml:space="preserve"> (Datenschutz-Folgenabschätzung, Art. 35 DSGVO) zur Personenkundendaten-Übernahme dokumentieren und im Verzeichnis von Verarbeitungstätigkeiten (Art. 30 DSGVO) eintragen — vor dem Übernahmestichtag.</w:t>
+        <w:t>3. Erforderlichkeit einer Datenschutz-Folgenabschätzung nach Artikel 35 DSGVO anhand des konkreten Risikos prüfen, das Ergebnis dokumentieren und die neue Verarbeitung in das Verzeichnis nach Artikel 30 DSGVO aufnehmen.</w:t>
       </w:r>
     </w:p>
     <w:sectPr>
       <w:headerReference w:type="default" r:id="rId9"/>
       <w:footerReference w:type="default" r:id="rId10"/>
       <w:pgSz w:w="11906" w:h="16838"/>
-      <w:pgMar w:top="1191" w:right="1247" w:bottom="1134" w:left="1361" w:header="720" w:footer="720" w:gutter="0"/>
+      <w:pgMar w:top="850" w:right="1247" w:bottom="850" w:left="1361" w:header="720" w:footer="720" w:gutter="0"/>
       <w:cols w:space="720"/>
       <w:docGrid w:linePitch="360"/>
     </w:sectPr>
@@ -2059,9 +1651,12 @@
     <w:name w:val="Normal"/>
     <w:qFormat/>
     <w:rsid w:val="00FC693F"/>
+    <w:pPr>
+      <w:spacing w:after="60"/>
+    </w:pPr>
     <w:rPr>
       <w:rFonts w:ascii="Times New Roman" w:hAnsi="Times New Roman"/>
-      <w:sz w:val="22"/>
+      <w:sz w:val="21"/>
     </w:rPr>
   </w:style>
   <w:style w:type="paragraph" w:styleId="Header">
